--- a/consulenza-normativa-ai/modelli/05-registro-e-attestato-formazione.docx
+++ b/consulenza-normativa-ai/modelli/05-registro-e-attestato-formazione.docx
@@ -36,6 +36,21 @@
           <w:szCs w:val="26"/>
         </w:rPr>
         <w:t xml:space="preserve">Parte 1 — Registro della sessione formativa</w:t>
+      </w:r>
+    </w:p>
+    <w:p>
+      <w:pPr>
+        <w:spacing w:after="120" w:before="200"/>
+      </w:pPr>
+      <w:r>
+        <w:rPr>
+          <w:i/>
+          <w:iCs/>
+          <w:color w:val="6B6B6B"/>
+          <w:sz w:val="18"/>
+          <w:szCs w:val="18"/>
+        </w:rPr>
+        <w:t xml:space="preserve">Base legale: art. 42, comma 3, D.Lgs 179/2026 — il datore di lavoro deve assicurare un’adeguata informazione e formazione dei lavoratori sui rischi specifici connessi all’uso dei sistemi di IA e sulle misure di prevenzione adottate. Questo registro ne documenta l’adempimento.</w:t>
       </w:r>
     </w:p>
     <w:p>
